--- a/Part-Two-Ch06-Bleeding-Kansas/John Brown & Harpers Ferry.docx
+++ b/Part-Two-Ch06-Bleeding-Kansas/John Brown & Harpers Ferry.docx
@@ -9,25 +9,22 @@
         <w:tblLook w:firstColumn="1" w:firstRow="1" w:lastColumn="0" w:lastRow="0" w:noHBand="0" w:noVBand="1" w:val="04A0"/>
       </w:tblPr>
       <w:tblGrid>
-        <w:gridCol w:w="9936"/>
+        <w:gridCol w:w="10224"/>
       </w:tblGrid>
       <w:tr>
         <w:tc>
           <w:tcPr>
-            <w:tcW w:type="dxa" w:w="9936"/>
+            <w:tcW w:type="dxa" w:w="10224"/>
             <w:shd w:val="clear" w:fill="B1442F"/>
           </w:tcPr>
           <w:p>
-            <w:pPr>
-              <w:jc w:val="left"/>
-            </w:pPr>
             <w:r>
               <w:rPr>
                 <w:b/>
                 <w:color w:val="FFE6DE"/>
                 <w:sz w:val="18"/>
               </w:rPr>
-              <w:t>CHAPTER 6 · DEEP DIVE · HOUSE &amp; DIVIDED</w:t>
+              <w:t>PROMISE &amp; PRACTICE  ·  DEEP DIVE  ·  SOURCE ANALYSIS</w:t>
             </w:r>
           </w:p>
           <w:p>
@@ -35,18 +32,19 @@
               <w:rPr>
                 <w:b/>
                 <w:color w:val="FFFFFF"/>
-                <w:sz w:val="40"/>
+                <w:sz w:val="42"/>
               </w:rPr>
-              <w:t>John Brown &amp; Harpers Ferry</w:t>
+              <w:t>John Brown &amp; Harpers Ferry — House &amp; Divided</w:t>
             </w:r>
           </w:p>
           <w:p>
             <w:r>
               <w:rPr>
+                <w:i/>
                 <w:color w:val="FFE6DE"/>
-                <w:sz w:val="21"/>
+                <w:sz w:val="22"/>
               </w:rPr>
-              <w:t>A man willing to kill — and die — to end slavery. Hero, madman, or martyr? 1859.</w:t>
+              <w:t>Martyr or Madman?</w:t>
             </w:r>
           </w:p>
         </w:tc>
@@ -64,7 +62,7 @@
         <w:rPr>
           <w:sz w:val="21"/>
         </w:rPr>
-        <w:t xml:space="preserve">__________________________    </w:t>
+        <w:t xml:space="preserve">______________________________    </w:t>
       </w:r>
       <w:r>
         <w:rPr>
@@ -90,30 +88,264 @@
         <w:rPr>
           <w:sz w:val="21"/>
         </w:rPr>
-        <w:t>______________</w:t>
+        <w:t>________________</w:t>
+      </w:r>
+    </w:p>
+    <w:tbl>
+      <w:tblPr>
+        <w:tblW w:type="auto" w:w="0"/>
+        <w:tblLayout w:type="autofit"/>
+        <w:tblLook w:firstColumn="1" w:firstRow="1" w:lastColumn="0" w:lastRow="0" w:noHBand="0" w:noVBand="1" w:val="04A0"/>
+      </w:tblPr>
+      <w:tblGrid>
+        <w:gridCol w:w="10224"/>
+      </w:tblGrid>
+      <w:tr>
+        <w:tc>
+          <w:tcPr>
+            <w:tcW w:type="dxa" w:w="10224"/>
+            <w:shd w:val="clear" w:fill="f4c04e"/>
+          </w:tcPr>
+          <w:p>
+            <w:r>
+              <w:rPr>
+                <w:b/>
+                <w:color w:val="5A4512"/>
+                <w:sz w:val="19"/>
+              </w:rPr>
+              <w:t xml:space="preserve">WHAT I CAN DO TODAY   </w:t>
+            </w:r>
+            <w:r>
+              <w:rPr>
+                <w:color w:val="5A4512"/>
+                <w:sz w:val="21"/>
+              </w:rPr>
+              <w:t>I can read primary sources about John Brown &amp; Harpers Ferry — House &amp; Divided, weigh who made each one and why, and use evidence to answer historical questions.</w:t>
+            </w:r>
+          </w:p>
+        </w:tc>
+      </w:tr>
+    </w:tbl>
+    <w:p>
+      <w:r>
+        <w:rPr>
+          <w:b/>
+          <w:color w:val="B1442F"/>
+        </w:rPr>
+        <w:t xml:space="preserve">Directions. </w:t>
+      </w:r>
+      <w:r>
+        <w:rPr>
+          <w:sz w:val="22"/>
+        </w:rPr>
+        <w:t>Americans could not agree on John Brown then, and historians argue about him now. Weigh the evidence — two images and his own words — and reach your own verdict</w:t>
       </w:r>
     </w:p>
     <w:p/>
     <w:p>
       <w:r>
         <w:rPr>
+          <w:b/>
+          <w:color w:val="B1442F"/>
+          <w:sz w:val="26"/>
+        </w:rPr>
+        <w:t>THE SOURCES</w:t>
+      </w:r>
+    </w:p>
+    <w:p>
+      <w:pPr>
+        <w:spacing w:before="160"/>
+      </w:pPr>
+      <w:r>
+        <w:rPr>
+          <w:b/>
+          <w:color w:val="1C1714"/>
+          <w:sz w:val="23"/>
+        </w:rPr>
+        <w:t>SOURCE A · HOW HIS ENEMIES SAW HIM  —  “A Premature Movement”</w:t>
+      </w:r>
+    </w:p>
+    <w:p>
+      <w:pPr>
+        <w:jc w:val="center"/>
+      </w:pPr>
+      <w:r>
+        <w:drawing>
+          <wp:inline xmlns:a="http://schemas.openxmlformats.org/drawingml/2006/main" xmlns:pic="http://schemas.openxmlformats.org/drawingml/2006/picture">
+            <wp:extent cx="3931920" cy="3600164"/>
+            <wp:docPr id="1" name="Picture 1"/>
+            <wp:cNvGraphicFramePr>
+              <a:graphicFrameLocks noChangeAspect="1"/>
+            </wp:cNvGraphicFramePr>
+            <a:graphic>
+              <a:graphicData uri="http://schemas.openxmlformats.org/drawingml/2006/picture">
+                <pic:pic>
+                  <pic:nvPicPr>
+                    <pic:cNvPr id="0" name="image.jpg"/>
+                    <pic:cNvPicPr/>
+                  </pic:nvPicPr>
+                  <pic:blipFill>
+                    <a:blip r:embed="rId9"/>
+                    <a:stretch>
+                      <a:fillRect/>
+                    </a:stretch>
+                  </pic:blipFill>
+                  <pic:spPr>
+                    <a:xfrm>
+                      <a:off x="0" y="0"/>
+                      <a:ext cx="3931920" cy="3600164"/>
+                    </a:xfrm>
+                    <a:prstGeom prst="rect"/>
+                  </pic:spPr>
+                </pic:pic>
+              </a:graphicData>
+            </a:graphic>
+          </wp:inline>
+        </w:drawing>
+      </w:r>
+    </w:p>
+    <w:p>
+      <w:pPr>
+        <w:ind w:left="432"/>
+      </w:pPr>
+      <w:r>
+        <w:rPr>
           <w:i/>
           <w:color w:val="1C1714"/>
           <w:sz w:val="22"/>
         </w:rPr>
-        <w:t>A man willing to kill — and die — to end slavery. Hero, madman, or martyr? 1859.</w:t>
+        <w:t>A hostile cartoon: Brown, wild-eyed, shoves a pike at an enslaved man who wants no part of it. The message — Brown was a dangerous fanatic forcing a fight nobody asked for</w:t>
+      </w:r>
+    </w:p>
+    <w:p>
+      <w:r>
+        <w:rPr>
+          <w:color w:val="6A6256"/>
+          <w:sz w:val="17"/>
+        </w:rPr>
+        <w:t>“A Premature Movement” — lithograph, c. 1859–60, public domain (Library of Congress).</w:t>
       </w:r>
     </w:p>
     <w:p>
       <w:pPr>
-        <w:spacing w:after="80"/>
+        <w:spacing w:before="160"/>
       </w:pPr>
       <w:r>
         <w:rPr>
+          <w:b/>
           <w:color w:val="1C1714"/>
           <w:sz w:val="23"/>
         </w:rPr>
-        <w:t>When a cause is just but the methods are violent, how should history judge the person who chose violence?</w:t>
+        <w:t>SOURCE B · HOW HIS ADMIRERS SAW HIM  —  “Liberator of Kansas and Martyr of Virginia”</w:t>
+      </w:r>
+    </w:p>
+    <w:p>
+      <w:pPr>
+        <w:jc w:val="center"/>
+      </w:pPr>
+      <w:r>
+        <w:drawing>
+          <wp:inline xmlns:a="http://schemas.openxmlformats.org/drawingml/2006/main" xmlns:pic="http://schemas.openxmlformats.org/drawingml/2006/picture">
+            <wp:extent cx="3931920" cy="6929402"/>
+            <wp:docPr id="2" name="Picture 2"/>
+            <wp:cNvGraphicFramePr>
+              <a:graphicFrameLocks noChangeAspect="1"/>
+            </wp:cNvGraphicFramePr>
+            <a:graphic>
+              <a:graphicData uri="http://schemas.openxmlformats.org/drawingml/2006/picture">
+                <pic:pic>
+                  <pic:nvPicPr>
+                    <pic:cNvPr id="0" name="image.jpg"/>
+                    <pic:cNvPicPr/>
+                  </pic:nvPicPr>
+                  <pic:blipFill>
+                    <a:blip r:embed="rId10"/>
+                    <a:stretch>
+                      <a:fillRect/>
+                    </a:stretch>
+                  </pic:blipFill>
+                  <pic:spPr>
+                    <a:xfrm>
+                      <a:off x="0" y="0"/>
+                      <a:ext cx="3931920" cy="6929402"/>
+                    </a:xfrm>
+                    <a:prstGeom prst="rect"/>
+                  </pic:spPr>
+                </pic:pic>
+              </a:graphicData>
+            </a:graphic>
+          </wp:inline>
+        </w:drawing>
+      </w:r>
+    </w:p>
+    <w:p>
+      <w:pPr>
+        <w:ind w:left="432"/>
+      </w:pPr>
+      <w:r>
+        <w:rPr>
+          <w:i/>
+          <w:color w:val="1C1714"/>
+          <w:sz w:val="22"/>
+        </w:rPr>
+        <w:t>Decades later, this souvenir card honored Brown as a hero and “martyr” — a man who died for a holy cause</w:t>
+      </w:r>
+    </w:p>
+    <w:p>
+      <w:r>
+        <w:rPr>
+          <w:color w:val="6A6256"/>
+          <w:sz w:val="17"/>
+        </w:rPr>
+        <w:t>John Brown souvenir, World's Columbian Exposition, 1893, public domain. Collected image, © ShadowDog Digital Studios (SDS Digital Collection).</w:t>
+      </w:r>
+    </w:p>
+    <w:p>
+      <w:pPr>
+        <w:spacing w:before="160"/>
+      </w:pPr>
+      <w:r>
+        <w:rPr>
+          <w:b/>
+          <w:color w:val="1C1714"/>
+          <w:sz w:val="23"/>
+        </w:rPr>
+        <w:t>SOURCE C · BROWN IN HIS OWN WORDS · 1859  —  At his sentencing</w:t>
+      </w:r>
+    </w:p>
+    <w:p>
+      <w:pPr>
+        <w:ind w:left="432"/>
+      </w:pPr>
+      <w:r>
+        <w:rPr>
+          <w:i/>
+          <w:color w:val="1C1714"/>
+          <w:sz w:val="22"/>
+        </w:rPr>
+        <w:t>“Had I so interfered in behalf of the rich, the powerful … every man in this court would have deemed it an act worthy of reward rather than punishment. … Now, if it is deemed necessary that I should … mingle my blood … with the blood of millions in this slave country whose rights are disregarded by wicked, cruel, and unjust enactments, I say, let it be done.”</w:t>
+        <w:br/>
+        <w:t>— John Brown, address to the court, November 1859. Public domain</w:t>
+      </w:r>
+    </w:p>
+    <w:p>
+      <w:r>
+        <w:rPr>
+          <w:color w:val="6A6256"/>
+          <w:sz w:val="17"/>
+        </w:rPr>
+        <w:t>— John Brown, address to the court, November 1859. Public domain.</w:t>
+      </w:r>
+    </w:p>
+    <w:p/>
+    <w:p>
+      <w:r>
+        <w:rPr>
+          <w:b/>
+          <w:color w:val="B1442F"/>
+          <w:sz w:val="26"/>
+        </w:rPr>
+        <w:t>YOUR WORK</w:t>
       </w:r>
     </w:p>
     <w:p>
@@ -123,54 +355,77 @@
       <w:r>
         <w:rPr>
           <w:b/>
-          <w:color w:val="B1442F"/>
-          <w:sz w:val="28"/>
+          <w:color w:val="FFFFFF"/>
+          <w:sz w:val="20"/>
+          <w:shd w:val="clear" w:fill="B1442F"/>
         </w:rPr>
-        <w:t>A War in Kansas</w:t>
+        <w:t xml:space="preserve">  QUESTION 1  </w:t>
+      </w:r>
+      <w:r>
+        <w:rPr>
+          <w:b/>
+          <w:color w:val="6A6256"/>
+          <w:sz w:val="18"/>
+        </w:rPr>
+        <w:t xml:space="preserve">   STEP 1 · READ THE TWO IMAGES</w:t>
       </w:r>
     </w:p>
     <w:p>
       <w:r>
         <w:rPr>
-          <w:b/>
-          <w:color w:val="6A6256"/>
-          <w:sz w:val="17"/>
+          <w:b w:val="0"/>
+          <w:color w:val="1C1714"/>
+          <w:sz w:val="23"/>
         </w:rPr>
-        <w:t>BEFORE HARPERS FERRY</w:t>
+        <w:t>Source A and Source B show the exact same person. What is each image trying to make you believe about John Brown? Name one detail in each that carries the message.</w:t>
       </w:r>
     </w:p>
     <w:p>
       <w:pPr>
-        <w:spacing w:after="80"/>
+        <w:spacing w:after="120"/>
       </w:pPr>
       <w:r>
         <w:rPr>
-          <w:color w:val="1C1714"/>
-          <w:sz w:val="23"/>
+          <w:color w:val="9A9286"/>
+          <w:sz w:val="22"/>
         </w:rPr>
-        <w:t>John Brown was not a politician or a general. He was a deeply religious abolitionist who believed slavery was a sin so great that God demanded it be destroyed — by the sword if necessary.</w:t>
+        <w:t>____________________________________________________________________________________________</w:t>
       </w:r>
     </w:p>
     <w:p>
       <w:pPr>
-        <w:spacing w:after="80"/>
+        <w:spacing w:after="120"/>
       </w:pPr>
       <w:r>
         <w:rPr>
-          <w:color w:val="1C1714"/>
-          <w:sz w:val="23"/>
+          <w:color w:val="9A9286"/>
+          <w:sz w:val="22"/>
         </w:rPr>
-        <w:t>He had already proven he meant it. In Bleeding Kansas, Brown and his sons dragged five pro-slavery settlers from their homes and killed them at Pottawatomie Creek. To his enemies he was a murderer; to himself, an instrument of God's justice.</w:t>
+        <w:t>____________________________________________________________________________________________</w:t>
       </w:r>
     </w:p>
     <w:p>
+      <w:pPr>
+        <w:spacing w:after="120"/>
+      </w:pPr>
       <w:r>
         <w:rPr>
-          <w:i/>
-          <w:color w:val="6A6256"/>
-          <w:sz w:val="17"/>
+          <w:color w:val="9A9286"/>
+          <w:sz w:val="22"/>
         </w:rPr>
-        <w:t>John Brown — daguerreotype, c. 1846–47, public domain (National Portrait Gallery).</w:t>
+        <w:t>____________________________________________________________________________________________</w:t>
+      </w:r>
+    </w:p>
+    <w:p>
+      <w:pPr>
+        <w:spacing w:after="120"/>
+      </w:pPr>
+      <w:r>
+        <w:rPr>
+          <w:color w:val="9A9286"/>
+          <w:sz w:val="22"/>
+        </w:rPr>
+        <w:t>____________________________________________________________________________________________</w:t>
       </w:r>
     </w:p>
     <w:p>
@@ -180,40 +435,77 @@
       <w:r>
         <w:rPr>
           <w:b/>
-          <w:color w:val="B1442F"/>
-          <w:sz w:val="28"/>
+          <w:color w:val="FFFFFF"/>
+          <w:sz w:val="20"/>
+          <w:shd w:val="clear" w:fill="B1442F"/>
         </w:rPr>
-        <w:t>John Brown</w:t>
+        <w:t xml:space="preserve">  QUESTION 2  </w:t>
+      </w:r>
+      <w:r>
+        <w:rPr>
+          <w:b/>
+          <w:color w:val="6A6256"/>
+          <w:sz w:val="18"/>
+        </w:rPr>
+        <w:t xml:space="preserve">   STEP 2 · HIS OWN DEFENSE</w:t>
       </w:r>
     </w:p>
     <w:p>
       <w:r>
         <w:rPr>
-          <w:b/>
-          <w:color w:val="6A6256"/>
-          <w:sz w:val="17"/>
+          <w:b w:val="0"/>
+          <w:color w:val="1C1714"/>
+          <w:sz w:val="23"/>
         </w:rPr>
-        <w:t>THE MAN</w:t>
+        <w:t>In Source C, what is Brown's main argument for why his actions were justified?</w:t>
       </w:r>
     </w:p>
     <w:p>
+      <w:pPr>
+        <w:spacing w:after="40"/>
+        <w:ind w:left="432"/>
+      </w:pPr>
       <w:r>
         <w:rPr>
-          <w:i/>
-          <w:color w:val="1C1714"/>
           <w:sz w:val="22"/>
         </w:rPr>
-        <w:t>He posed for this portrait with his hand raised, as if swearing an oath.</w:t>
+        <w:t>☐  A.  that he didn't really break any law</w:t>
       </w:r>
     </w:p>
     <w:p>
+      <w:pPr>
+        <w:spacing w:after="40"/>
+        <w:ind w:left="432"/>
+      </w:pPr>
       <w:r>
         <w:rPr>
-          <w:i/>
-          <w:color w:val="6A6256"/>
-          <w:sz w:val="17"/>
+          <w:sz w:val="22"/>
         </w:rPr>
-        <w:t>John Brown — daguerreotype, c. 1846–47, public domain (National Portrait Gallery).</w:t>
+        <w:t>☐  B.  that the raid actually succeeded</w:t>
+      </w:r>
+    </w:p>
+    <w:p>
+      <w:pPr>
+        <w:spacing w:after="40"/>
+        <w:ind w:left="432"/>
+      </w:pPr>
+      <w:r>
+        <w:rPr>
+          <w:sz w:val="22"/>
+        </w:rPr>
+        <w:t>☐  C.  that acting for the enslaved is punished, while the same act for the powerful would be praised — so slavery is the true crime</w:t>
+      </w:r>
+    </w:p>
+    <w:p>
+      <w:pPr>
+        <w:spacing w:after="40"/>
+        <w:ind w:left="432"/>
+      </w:pPr>
+      <w:r>
+        <w:rPr>
+          <w:sz w:val="22"/>
+        </w:rPr>
+        <w:t>☐  D.  that he acted alone and regretted it</w:t>
       </w:r>
     </w:p>
     <w:p>
@@ -223,54 +515,89 @@
       <w:r>
         <w:rPr>
           <w:b/>
-          <w:color w:val="B1442F"/>
-          <w:sz w:val="28"/>
+          <w:color w:val="FFFFFF"/>
+          <w:sz w:val="20"/>
+          <w:shd w:val="clear" w:fill="B1442F"/>
         </w:rPr>
-        <w:t>The Raid</w:t>
+        <w:t xml:space="preserve">  QUESTION 3  </w:t>
+      </w:r>
+      <w:r>
+        <w:rPr>
+          <w:b/>
+          <w:color w:val="6A6256"/>
+          <w:sz w:val="18"/>
+        </w:rPr>
+        <w:t xml:space="preserve">   STEP 3 · YOUR INTERPRETATION</w:t>
       </w:r>
     </w:p>
     <w:p>
       <w:r>
         <w:rPr>
-          <w:b/>
-          <w:color w:val="6A6256"/>
-          <w:sz w:val="17"/>
+          <w:b w:val="0"/>
+          <w:color w:val="1C1714"/>
+          <w:sz w:val="23"/>
         </w:rPr>
-        <w:t>OCTOBER 16, 1859</w:t>
+        <w:t>His cause — ending slavery — was just. His method — violence and armed insurrection — killed people and failed. Was John Brown a hero/martyr, a dangerous fanatic, or something in between? Take a position and defend it with at least one source (A, B, or C).</w:t>
       </w:r>
     </w:p>
     <w:p>
       <w:pPr>
-        <w:spacing w:after="80"/>
+        <w:spacing w:after="120"/>
       </w:pPr>
       <w:r>
         <w:rPr>
-          <w:color w:val="1C1714"/>
-          <w:sz w:val="23"/>
+          <w:color w:val="9A9286"/>
+          <w:sz w:val="22"/>
         </w:rPr>
-        <w:t>Brown's plan was audacious and desperate: seize the federal arsenal at Harpers Ferry, Virginia, hand out its thousands of weapons to enslaved people, and ignite a massive uprising across the South.</w:t>
+        <w:t>____________________________________________________________________________________________</w:t>
       </w:r>
     </w:p>
     <w:p>
       <w:pPr>
-        <w:spacing w:after="80"/>
+        <w:spacing w:after="120"/>
       </w:pPr>
       <w:r>
         <w:rPr>
-          <w:color w:val="1C1714"/>
-          <w:sz w:val="23"/>
+          <w:color w:val="9A9286"/>
+          <w:sz w:val="22"/>
         </w:rPr>
-        <w:t>It failed almost immediately. The enslaved did not rise — most never even knew he was coming. Brown and his men were trapped in the arsenal's engine house, and U.S. Marines under Robert E. Lee stormed it within 36 hours.</w:t>
+        <w:t>____________________________________________________________________________________________</w:t>
       </w:r>
     </w:p>
     <w:p>
+      <w:pPr>
+        <w:spacing w:after="120"/>
+      </w:pPr>
       <w:r>
         <w:rPr>
-          <w:i/>
-          <w:color w:val="6A6256"/>
-          <w:sz w:val="17"/>
+          <w:color w:val="9A9286"/>
+          <w:sz w:val="22"/>
         </w:rPr>
-        <w:t>The engine house at Harpers Ferry (“John Brown's Fort”) — photograph, public domain (West Virginia &amp; Regional History Center).</w:t>
+        <w:t>____________________________________________________________________________________________</w:t>
+      </w:r>
+    </w:p>
+    <w:p>
+      <w:pPr>
+        <w:spacing w:after="120"/>
+      </w:pPr>
+      <w:r>
+        <w:rPr>
+          <w:color w:val="9A9286"/>
+          <w:sz w:val="22"/>
+        </w:rPr>
+        <w:t>____________________________________________________________________________________________</w:t>
+      </w:r>
+    </w:p>
+    <w:p>
+      <w:pPr>
+        <w:spacing w:after="120"/>
+      </w:pPr>
+      <w:r>
+        <w:rPr>
+          <w:color w:val="9A9286"/>
+          <w:sz w:val="22"/>
+        </w:rPr>
+        <w:t>____________________________________________________________________________________________</w:t>
       </w:r>
     </w:p>
     <w:p>
@@ -280,224 +607,67 @@
       <w:r>
         <w:rPr>
           <w:b/>
-          <w:color w:val="B1442F"/>
-          <w:sz w:val="28"/>
+          <w:color w:val="FFFFFF"/>
+          <w:sz w:val="20"/>
+          <w:shd w:val="clear" w:fill="B1442F"/>
         </w:rPr>
-        <w:t>The engine house — “John Brown's Fort”</w:t>
+        <w:t xml:space="preserve">  QUESTION 4  </w:t>
+      </w:r>
+      <w:r>
+        <w:rPr>
+          <w:b/>
+          <w:color w:val="6A6256"/>
+          <w:sz w:val="18"/>
+        </w:rPr>
+        <w:t xml:space="preserve">   STEP 3 · YOUR INTERPRETATION</w:t>
       </w:r>
     </w:p>
     <w:p>
       <w:r>
         <w:rPr>
-          <w:b/>
-          <w:color w:val="6A6256"/>
-          <w:sz w:val="17"/>
+          <w:b w:val="0"/>
+          <w:color w:val="1C1714"/>
+          <w:sz w:val="23"/>
         </w:rPr>
-        <w:t>THE LAST STAND</w:t>
-      </w:r>
-    </w:p>
-    <w:p>
-      <w:r>
-        <w:rPr>
-          <w:i/>
-          <w:color w:val="1C1714"/>
-          <w:sz w:val="22"/>
-        </w:rPr>
-        <w:t>Brown and his surviving men were cornered here and captured. The little firehouse became one of the most famous buildings in America.</w:t>
-      </w:r>
-    </w:p>
-    <w:p>
-      <w:r>
-        <w:rPr>
-          <w:i/>
-          <w:color w:val="6A6256"/>
-          <w:sz w:val="17"/>
-        </w:rPr>
-        <w:t>The engine house at Harpers Ferry (“John Brown's Fort”) — photograph, public domain (West Virginia &amp; Regional History Center).</w:t>
+        <w:t>Historians note that a person's reputation can change over time. Why might Brown be seen as a villain in 1859 but closer to a hero today? What changed?</w:t>
       </w:r>
     </w:p>
     <w:p>
       <w:pPr>
-        <w:spacing w:before="200"/>
+        <w:spacing w:after="120"/>
       </w:pPr>
       <w:r>
         <w:rPr>
-          <w:b/>
-          <w:color w:val="B1442F"/>
-          <w:sz w:val="28"/>
+          <w:color w:val="9A9286"/>
+          <w:sz w:val="22"/>
         </w:rPr>
-        <w:t>Hanged — and Transformed</w:t>
-      </w:r>
-    </w:p>
-    <w:p>
-      <w:r>
-        <w:rPr>
-          <w:b/>
-          <w:color w:val="6A6256"/>
-          <w:sz w:val="17"/>
-        </w:rPr>
-        <w:t>THE TRIAL</w:t>
+        <w:t>____________________________________________________________________________________________</w:t>
       </w:r>
     </w:p>
     <w:p>
       <w:pPr>
-        <w:spacing w:after="80"/>
+        <w:spacing w:after="120"/>
       </w:pPr>
       <w:r>
         <w:rPr>
-          <w:color w:val="1C1714"/>
-          <w:sz w:val="23"/>
+          <w:color w:val="9A9286"/>
+          <w:sz w:val="22"/>
         </w:rPr>
-        <w:t>Wounded and captured, Brown was tried for treason and sentenced to hang. But in the courtroom and in the weeks before his execution on December 2, 1859, he was calm, dignified, and utterly certain he was right.</w:t>
+        <w:t>____________________________________________________________________________________________</w:t>
       </w:r>
     </w:p>
     <w:p>
       <w:pPr>
-        <w:spacing w:after="80"/>
+        <w:spacing w:after="120"/>
       </w:pPr>
       <w:r>
         <w:rPr>
-          <w:color w:val="1C1714"/>
-          <w:sz w:val="23"/>
+          <w:color w:val="9A9286"/>
+          <w:sz w:val="22"/>
         </w:rPr>
-        <w:t>His composure stunned the nation. In the North, church bells tolled on the day he died; writers called him a saint. In the South, his raid confirmed the deepest fear — that the North wanted to arm the enslaved and destroy them. The same man, two completely different legends.</w:t>
+        <w:t>____________________________________________________________________________________________</w:t>
       </w:r>
     </w:p>
-    <w:p>
-      <w:r>
-        <w:rPr>
-          <w:i/>
-          <w:color w:val="6A6256"/>
-          <w:sz w:val="17"/>
-        </w:rPr>
-        <w:t>“A Premature Movement” — lithograph, c. 1859–60, public domain (Library of Congress).</w:t>
-      </w:r>
-    </w:p>
-    <w:p>
-      <w:r>
-        <w:rPr>
-          <w:b/>
-          <w:color w:val="6A6256"/>
-          <w:sz w:val="17"/>
-        </w:rPr>
-        <w:t>JOHN BROWN · FINAL WRITTEN WORDS · DECEMBER 2, 1859</w:t>
-      </w:r>
-    </w:p>
-    <w:p>
-      <w:pPr>
-        <w:spacing w:after="80"/>
-      </w:pPr>
-      <w:r>
-        <w:rPr>
-          <w:color w:val="1C1714"/>
-          <w:sz w:val="23"/>
-        </w:rPr>
-        <w:t>I, John Brown, am now quite certain that the crimes of this guilty land will never be purged away but with blood.</w:t>
-      </w:r>
-    </w:p>
-    <w:p>
-      <w:pPr>
-        <w:spacing w:after="80"/>
-      </w:pPr>
-      <w:r>
-        <w:rPr>
-          <w:color w:val="1C1714"/>
-          <w:sz w:val="23"/>
-        </w:rPr>
-        <w:t>— HANDED TO A GUARD ON THE MORNING OF HIS EXECUTION</w:t>
-      </w:r>
-    </w:p>
-    <w:p>
-      <w:pPr>
-        <w:spacing w:before="200"/>
-      </w:pPr>
-      <w:r>
-        <w:rPr>
-          <w:b/>
-          <w:color w:val="B1442F"/>
-          <w:sz w:val="28"/>
-        </w:rPr>
-        <w:t>The Last Push Toward War</w:t>
-      </w:r>
-    </w:p>
-    <w:p>
-      <w:r>
-        <w:rPr>
-          <w:b/>
-          <w:color w:val="6A6256"/>
-          <w:sz w:val="17"/>
-        </w:rPr>
-        <w:t>WHY IT MATTERS</w:t>
-      </w:r>
-    </w:p>
-    <w:p>
-      <w:pPr>
-        <w:spacing w:after="80"/>
-      </w:pPr>
-      <w:r>
-        <w:rPr>
-          <w:color w:val="1C1714"/>
-          <w:sz w:val="23"/>
-        </w:rPr>
-        <w:t>Even Republicans like Lincoln disavowed the raid — they opposed slavery, but not armed insurrection and treason. Yet the South no longer believed them.</w:t>
-      </w:r>
-    </w:p>
-    <w:p>
-      <w:pPr>
-        <w:spacing w:after="80"/>
-      </w:pPr>
-      <w:r>
-        <w:rPr>
-          <w:color w:val="1C1714"/>
-          <w:sz w:val="23"/>
-        </w:rPr>
-        <w:t>Harpers Ferry convinced many white Southerners that staying in the Union meant waiting for the next John Brown. Little more than a year later, they would secede. Brown had failed to free a single person — and still helped light the fuse.</w:t>
-      </w:r>
-    </w:p>
-    <w:p>
-      <w:r>
-        <w:rPr>
-          <w:i/>
-          <w:color w:val="6A6256"/>
-          <w:sz w:val="17"/>
-        </w:rPr>
-        <w:t>Storming of the engine house, Harpers Ferry, 1859 — sketch, public domain (West Virginia &amp; Regional History Center).</w:t>
-      </w:r>
-    </w:p>
-    <w:p>
-      <w:pPr>
-        <w:spacing w:before="200"/>
-      </w:pPr>
-      <w:r>
-        <w:rPr>
-          <w:b/>
-          <w:color w:val="B1442F"/>
-          <w:sz w:val="28"/>
-        </w:rPr>
-        <w:t>How Should History Judge Him?</w:t>
-      </w:r>
-    </w:p>
-    <w:p>
-      <w:r>
-        <w:rPr>
-          <w:b/>
-          <w:color w:val="6A6256"/>
-          <w:sz w:val="17"/>
-        </w:rPr>
-        <w:t>YOUR TURN</w:t>
-      </w:r>
-    </w:p>
-    <w:p>
-      <w:r>
-        <w:rPr>
-          <w:i/>
-          <w:color w:val="1C1714"/>
-          <w:sz w:val="22"/>
-        </w:rPr>
-        <w:t>You'll weigh two images made of John Brown — one mocking, one worshipful — against his own words, and practice historical interpretation: deciding, with evidence, what to make of a man history can't agree on.</w:t>
-      </w:r>
-    </w:p>
-    <w:p/>
     <w:p>
       <w:pPr>
         <w:jc w:val="center"/>
@@ -510,9 +680,160 @@
         <w:t>Promise &amp; Practice · ShadowDog Digital Studios · Unit 2</w:t>
       </w:r>
     </w:p>
+    <w:p>
+      <w:r>
+        <w:br w:type="page"/>
+      </w:r>
+    </w:p>
+    <w:tbl>
+      <w:tblPr>
+        <w:tblW w:type="auto" w:w="0"/>
+        <w:tblLayout w:type="autofit"/>
+        <w:tblLook w:firstColumn="1" w:firstRow="1" w:lastColumn="0" w:lastRow="0" w:noHBand="0" w:noVBand="1" w:val="04A0"/>
+      </w:tblPr>
+      <w:tblGrid>
+        <w:gridCol w:w="10224"/>
+      </w:tblGrid>
+      <w:tr>
+        <w:tc>
+          <w:tcPr>
+            <w:tcW w:type="dxa" w:w="10224"/>
+            <w:shd w:val="clear" w:fill="2c2219"/>
+          </w:tcPr>
+          <w:p>
+            <w:r>
+              <w:rPr>
+                <w:b/>
+                <w:color w:val="F0A184"/>
+                <w:sz w:val="28"/>
+              </w:rPr>
+              <w:t>TEACHER ANSWER KEY  —  John Brown &amp; Harpers Ferry — House &amp; Divided</w:t>
+            </w:r>
+          </w:p>
+        </w:tc>
+      </w:tr>
+    </w:tbl>
+    <w:p/>
+    <w:p>
+      <w:r>
+        <w:rPr>
+          <w:b/>
+          <w:color w:val="B1442F"/>
+          <w:sz w:val="22"/>
+        </w:rPr>
+        <w:t xml:space="preserve">QUESTION 1:  </w:t>
+      </w:r>
+      <w:r>
+        <w:rPr>
+          <w:sz w:val="22"/>
+        </w:rPr>
+        <w:t>Open response.</w:t>
+      </w:r>
+    </w:p>
+    <w:p>
+      <w:pPr>
+        <w:ind w:left="432"/>
+      </w:pPr>
+      <w:r>
+        <w:rPr>
+          <w:i/>
+          <w:color w:val="6A6256"/>
+          <w:sz w:val="21"/>
+        </w:rPr>
+        <w:t>Look for a response along the lines of: “Source A wants me to see Brown as… (detail: …). Source B wants me to see him as… (detail: …).”</w:t>
+      </w:r>
+    </w:p>
+    <w:p>
+      <w:r>
+        <w:rPr>
+          <w:b/>
+          <w:color w:val="B1442F"/>
+          <w:sz w:val="22"/>
+        </w:rPr>
+        <w:t xml:space="preserve">QUESTION 2:  </w:t>
+      </w:r>
+      <w:r>
+        <w:rPr>
+          <w:b/>
+          <w:sz w:val="22"/>
+        </w:rPr>
+        <w:t>Correct — C. that acting for the enslaved is punished, while the same act for the powerful would be praised — so slavery is the true crime</w:t>
+      </w:r>
+    </w:p>
+    <w:p>
+      <w:pPr>
+        <w:ind w:left="432"/>
+      </w:pPr>
+      <w:r>
+        <w:rPr>
+          <w:i/>
+          <w:color w:val="6A6256"/>
+          <w:sz w:val="21"/>
+        </w:rPr>
+        <w:t>Right. Brown argues that acting violently for the enslaved is treated as a crime, while the same act for the rich and powerful would be praised — so the real injustice is slavery itself, not his attempt to end it.</w:t>
+      </w:r>
+    </w:p>
+    <w:p>
+      <w:r>
+        <w:rPr>
+          <w:b/>
+          <w:color w:val="B1442F"/>
+          <w:sz w:val="22"/>
+        </w:rPr>
+        <w:t xml:space="preserve">QUESTION 3:  </w:t>
+      </w:r>
+      <w:r>
+        <w:rPr>
+          <w:sz w:val="22"/>
+        </w:rPr>
+        <w:t>Open response.</w:t>
+      </w:r>
+    </w:p>
+    <w:p>
+      <w:pPr>
+        <w:ind w:left="432"/>
+      </w:pPr>
+      <w:r>
+        <w:rPr>
+          <w:i/>
+          <w:color w:val="6A6256"/>
+          <w:sz w:val="21"/>
+        </w:rPr>
+        <w:t>Look for a response along the lines of: “I think John Brown was… My strongest evidence is…”</w:t>
+      </w:r>
+    </w:p>
+    <w:p>
+      <w:r>
+        <w:rPr>
+          <w:b/>
+          <w:color w:val="B1442F"/>
+          <w:sz w:val="22"/>
+        </w:rPr>
+        <w:t xml:space="preserve">QUESTION 4:  </w:t>
+      </w:r>
+      <w:r>
+        <w:rPr>
+          <w:sz w:val="22"/>
+        </w:rPr>
+        <w:t>Open response.</w:t>
+      </w:r>
+    </w:p>
+    <w:p>
+      <w:pPr>
+        <w:ind w:left="432"/>
+      </w:pPr>
+      <w:r>
+        <w:rPr>
+          <w:i/>
+          <w:color w:val="6A6256"/>
+          <w:sz w:val="21"/>
+        </w:rPr>
+        <w:t>Look for a response along the lines of: “Views of Brown changed because…”</w:t>
+      </w:r>
+    </w:p>
     <w:sectPr>
       <w:pgSz w:w="12240" w:h="15840"/>
-      <w:pgMar w:top="1152" w:right="1152" w:bottom="1152" w:left="1152" w:header="720" w:footer="720" w:gutter="0"/>
+      <w:pgMar w:top="1008" w:right="1008" w:bottom="1008" w:left="1008" w:header="720" w:footer="720" w:gutter="0"/>
       <w:cols w:space="720"/>
       <w:docGrid w:linePitch="360"/>
     </w:sectPr>
